--- a/docs/demo-industrial-fmi/deliverables/Jneopallium-Industrial-LoopGuardian-Training-Guide-UK.docx
+++ b/docs/demo-industrial-fmi/deliverables/Jneopallium-Industrial-LoopGuardian-Training-Guide-UK.docx
@@ -3526,6 +3526,525 @@
     <w:p>
       <w:pPr>
         <w:keepNext/>
+        <w:spacing w:before="240" w:after="40"/>
+      </w:pPr>
+      <w:r>
+        <w:rPr>
+          <w:rFonts w:ascii="Calibri" w:hAnsi="Calibri"/>
+          <w:b/>
+          <w:color w:val="1C5D99"/>
+          <w:sz w:val="26"/>
+        </w:rPr>
+        <w:t>Підсистема моніторингу стану машини</w:t>
+      </w:r>
+    </w:p>
+    <w:p>
+      <w:pPr>
+        <w:spacing w:after="120"/>
+      </w:pPr>
+      <w:r>
+        <w:rPr>
+          <w:rFonts w:ascii="Calibri" w:hAnsi="Calibri"/>
+          <w:i w:val="0"/>
+          <w:color w:val="141B2E"/>
+          <w:sz w:val="21"/>
+        </w:rPr>
+        <w:t xml:space="preserve">Поряд із чотирма головами обслуговування й енергії оновлена модель містить мультимодальну підсистему </w:t>
+      </w:r>
+      <w:r>
+        <w:rPr>
+          <w:rFonts w:ascii="Calibri" w:hAnsi="Calibri"/>
+          <w:b/>
+          <w:i w:val="0"/>
+          <w:color w:val="141B2E"/>
+          <w:sz w:val="21"/>
+        </w:rPr>
+        <w:t>здоров'я машини</w:t>
+      </w:r>
+      <w:r>
+        <w:rPr>
+          <w:rFonts w:ascii="Calibri" w:hAnsi="Calibri"/>
+          <w:i w:val="0"/>
+          <w:color w:val="141B2E"/>
+          <w:sz w:val="21"/>
+        </w:rPr>
+        <w:t xml:space="preserve"> (акустика + вібрація), реалізовану як рівень часу виконання Java. Її екстрактори ознак, нормалізація робочого режиму, оцінка базової лінії / зсуву домену, гіпотези несправностей і запобіжник рекомендацій призначені для навчання й валідації на публічних наборах моніторингу стану:</w:t>
+      </w:r>
+    </w:p>
+    <w:tbl>
+      <w:tblPr>
+        <w:tblW w:type="auto" w:w="0"/>
+        <w:jc w:val="center"/>
+        <w:tblLook w:firstColumn="1" w:firstRow="1" w:lastColumn="0" w:lastRow="0" w:noHBand="0" w:noVBand="1" w:val="04A0"/>
+        <w:tblBorders>
+          <w:top w:val="single" w:sz="4" w:space="0" w:color="D6DBE5"/>
+          <w:left w:val="single" w:sz="4" w:space="0" w:color="D6DBE5"/>
+          <w:bottom w:val="single" w:sz="4" w:space="0" w:color="D6DBE5"/>
+          <w:right w:val="single" w:sz="4" w:space="0" w:color="D6DBE5"/>
+          <w:insideH w:val="single" w:sz="4" w:space="0" w:color="D6DBE5"/>
+          <w:insideV w:val="single" w:sz="4" w:space="0" w:color="D6DBE5"/>
+        </w:tblBorders>
+      </w:tblPr>
+      <w:tblGrid>
+        <w:gridCol w:w="4586"/>
+        <w:gridCol w:w="4586"/>
+      </w:tblGrid>
+      <w:tr>
+        <w:tc>
+          <w:tcPr>
+            <w:tcW w:type="dxa" w:w="3744"/>
+            <w:shd w:val="clear" w:color="auto" w:fill="0E7C86"/>
+            <w:tcMar>
+              <w:top w:w="60" w:type="dxa"/>
+              <w:bottom w:w="60" w:type="dxa"/>
+              <w:start w:w="110" w:type="dxa"/>
+              <w:end w:w="110" w:type="dxa"/>
+            </w:tcMar>
+            <w:vAlign w:val="center"/>
+          </w:tcPr>
+          <w:p>
+            <w:pPr>
+              <w:spacing w:after="0"/>
+            </w:pPr>
+            <w:r>
+              <w:rPr>
+                <w:rFonts w:ascii="Calibri" w:hAnsi="Calibri"/>
+                <w:b/>
+                <w:color w:val="FFFFFF"/>
+                <w:sz w:val="19"/>
+              </w:rPr>
+              <w:t>Набір даних</w:t>
+            </w:r>
+          </w:p>
+        </w:tc>
+        <w:tc>
+          <w:tcPr>
+            <w:tcW w:type="dxa" w:w="6048"/>
+            <w:shd w:val="clear" w:color="auto" w:fill="0E7C86"/>
+            <w:tcMar>
+              <w:top w:w="60" w:type="dxa"/>
+              <w:bottom w:w="60" w:type="dxa"/>
+              <w:start w:w="110" w:type="dxa"/>
+              <w:end w:w="110" w:type="dxa"/>
+            </w:tcMar>
+            <w:vAlign w:val="center"/>
+          </w:tcPr>
+          <w:p>
+            <w:pPr>
+              <w:spacing w:after="0"/>
+            </w:pPr>
+            <w:r>
+              <w:rPr>
+                <w:rFonts w:ascii="Calibri" w:hAnsi="Calibri"/>
+                <w:b/>
+                <w:color w:val="FFFFFF"/>
+                <w:sz w:val="19"/>
+              </w:rPr>
+              <w:t>Роль</w:t>
+            </w:r>
+          </w:p>
+        </w:tc>
+      </w:tr>
+      <w:tr>
+        <w:tc>
+          <w:tcPr>
+            <w:tcW w:type="dxa" w:w="3744"/>
+            <w:shd w:val="clear" w:color="auto" w:fill="F4F7FB"/>
+            <w:tcMar>
+              <w:top w:w="60" w:type="dxa"/>
+              <w:bottom w:w="60" w:type="dxa"/>
+              <w:start w:w="110" w:type="dxa"/>
+              <w:end w:w="110" w:type="dxa"/>
+            </w:tcMar>
+            <w:vAlign w:val="center"/>
+          </w:tcPr>
+          <w:p>
+            <w:pPr>
+              <w:spacing w:after="0" w:line="252" w:lineRule="auto"/>
+            </w:pPr>
+            <w:r>
+              <w:rPr>
+                <w:rFonts w:ascii="Calibri" w:hAnsi="Calibri"/>
+                <w:i w:val="0"/>
+                <w:color w:val="141B2E"/>
+                <w:sz w:val="19"/>
+              </w:rPr>
+              <w:t>MIMII</w:t>
+            </w:r>
+          </w:p>
+        </w:tc>
+        <w:tc>
+          <w:tcPr>
+            <w:tcW w:type="dxa" w:w="6048"/>
+            <w:shd w:val="clear" w:color="auto" w:fill="F4F7FB"/>
+            <w:tcMar>
+              <w:top w:w="60" w:type="dxa"/>
+              <w:bottom w:w="60" w:type="dxa"/>
+              <w:start w:w="110" w:type="dxa"/>
+              <w:end w:w="110" w:type="dxa"/>
+            </w:tcMar>
+            <w:vAlign w:val="center"/>
+          </w:tcPr>
+          <w:p>
+            <w:pPr>
+              <w:spacing w:after="0" w:line="252" w:lineRule="auto"/>
+            </w:pPr>
+            <w:r>
+              <w:rPr>
+                <w:rFonts w:ascii="Calibri" w:hAnsi="Calibri"/>
+                <w:i w:val="0"/>
+                <w:color w:val="141B2E"/>
+                <w:sz w:val="19"/>
+              </w:rPr>
+              <w:t>Звук промислових машин у нормальному й несправному станах</w:t>
+            </w:r>
+          </w:p>
+        </w:tc>
+      </w:tr>
+      <w:tr>
+        <w:tc>
+          <w:tcPr>
+            <w:tcW w:type="dxa" w:w="3744"/>
+            <w:shd w:val="clear" w:color="auto" w:fill="FFFFFF"/>
+            <w:tcMar>
+              <w:top w:w="60" w:type="dxa"/>
+              <w:bottom w:w="60" w:type="dxa"/>
+              <w:start w:w="110" w:type="dxa"/>
+              <w:end w:w="110" w:type="dxa"/>
+            </w:tcMar>
+            <w:vAlign w:val="center"/>
+          </w:tcPr>
+          <w:p>
+            <w:pPr>
+              <w:spacing w:after="0" w:line="252" w:lineRule="auto"/>
+            </w:pPr>
+            <w:r>
+              <w:rPr>
+                <w:rFonts w:ascii="Calibri" w:hAnsi="Calibri"/>
+                <w:i w:val="0"/>
+                <w:color w:val="141B2E"/>
+                <w:sz w:val="19"/>
+              </w:rPr>
+              <w:t>DCASE machine-condition</w:t>
+            </w:r>
+          </w:p>
+        </w:tc>
+        <w:tc>
+          <w:tcPr>
+            <w:tcW w:type="dxa" w:w="6048"/>
+            <w:shd w:val="clear" w:color="auto" w:fill="FFFFFF"/>
+            <w:tcMar>
+              <w:top w:w="60" w:type="dxa"/>
+              <w:bottom w:w="60" w:type="dxa"/>
+              <w:start w:w="110" w:type="dxa"/>
+              <w:end w:w="110" w:type="dxa"/>
+            </w:tcMar>
+            <w:vAlign w:val="center"/>
+          </w:tcPr>
+          <w:p>
+            <w:pPr>
+              <w:spacing w:after="0" w:line="252" w:lineRule="auto"/>
+            </w:pPr>
+            <w:r>
+              <w:rPr>
+                <w:rFonts w:ascii="Calibri" w:hAnsi="Calibri"/>
+                <w:i w:val="0"/>
+                <w:color w:val="141B2E"/>
+                <w:sz w:val="19"/>
+              </w:rPr>
+              <w:t>Бенчмарк виявлення акустичних аномалій</w:t>
+            </w:r>
+          </w:p>
+        </w:tc>
+      </w:tr>
+      <w:tr>
+        <w:tc>
+          <w:tcPr>
+            <w:tcW w:type="dxa" w:w="3744"/>
+            <w:shd w:val="clear" w:color="auto" w:fill="F4F7FB"/>
+            <w:tcMar>
+              <w:top w:w="60" w:type="dxa"/>
+              <w:bottom w:w="60" w:type="dxa"/>
+              <w:start w:w="110" w:type="dxa"/>
+              <w:end w:w="110" w:type="dxa"/>
+            </w:tcMar>
+            <w:vAlign w:val="center"/>
+          </w:tcPr>
+          <w:p>
+            <w:pPr>
+              <w:spacing w:after="0" w:line="252" w:lineRule="auto"/>
+            </w:pPr>
+            <w:r>
+              <w:rPr>
+                <w:rFonts w:ascii="Calibri" w:hAnsi="Calibri"/>
+                <w:i w:val="0"/>
+                <w:color w:val="141B2E"/>
+                <w:sz w:val="19"/>
+              </w:rPr>
+              <w:t>MIMII DUE / DG</w:t>
+            </w:r>
+          </w:p>
+        </w:tc>
+        <w:tc>
+          <w:tcPr>
+            <w:tcW w:type="dxa" w:w="6048"/>
+            <w:shd w:val="clear" w:color="auto" w:fill="F4F7FB"/>
+            <w:tcMar>
+              <w:top w:w="60" w:type="dxa"/>
+              <w:bottom w:w="60" w:type="dxa"/>
+              <w:start w:w="110" w:type="dxa"/>
+              <w:end w:w="110" w:type="dxa"/>
+            </w:tcMar>
+            <w:vAlign w:val="center"/>
+          </w:tcPr>
+          <w:p>
+            <w:pPr>
+              <w:spacing w:after="0" w:line="252" w:lineRule="auto"/>
+            </w:pPr>
+            <w:r>
+              <w:rPr>
+                <w:rFonts w:ascii="Calibri" w:hAnsi="Calibri"/>
+                <w:i w:val="0"/>
+                <w:color w:val="141B2E"/>
+                <w:sz w:val="19"/>
+              </w:rPr>
+              <w:t>Варіанти зсуву домену / узагальнення домену</w:t>
+            </w:r>
+          </w:p>
+        </w:tc>
+      </w:tr>
+      <w:tr>
+        <w:tc>
+          <w:tcPr>
+            <w:tcW w:type="dxa" w:w="3744"/>
+            <w:shd w:val="clear" w:color="auto" w:fill="FFFFFF"/>
+            <w:tcMar>
+              <w:top w:w="60" w:type="dxa"/>
+              <w:bottom w:w="60" w:type="dxa"/>
+              <w:start w:w="110" w:type="dxa"/>
+              <w:end w:w="110" w:type="dxa"/>
+            </w:tcMar>
+            <w:vAlign w:val="center"/>
+          </w:tcPr>
+          <w:p>
+            <w:pPr>
+              <w:spacing w:after="0" w:line="252" w:lineRule="auto"/>
+            </w:pPr>
+            <w:r>
+              <w:rPr>
+                <w:rFonts w:ascii="Calibri" w:hAnsi="Calibri"/>
+                <w:i w:val="0"/>
+                <w:color w:val="141B2E"/>
+                <w:sz w:val="19"/>
+              </w:rPr>
+              <w:t>Paderborn Bearing Data Center</w:t>
+            </w:r>
+          </w:p>
+        </w:tc>
+        <w:tc>
+          <w:tcPr>
+            <w:tcW w:type="dxa" w:w="6048"/>
+            <w:shd w:val="clear" w:color="auto" w:fill="FFFFFF"/>
+            <w:tcMar>
+              <w:top w:w="60" w:type="dxa"/>
+              <w:bottom w:w="60" w:type="dxa"/>
+              <w:start w:w="110" w:type="dxa"/>
+              <w:end w:w="110" w:type="dxa"/>
+            </w:tcMar>
+            <w:vAlign w:val="center"/>
+          </w:tcPr>
+          <w:p>
+            <w:pPr>
+              <w:spacing w:after="0" w:line="252" w:lineRule="auto"/>
+            </w:pPr>
+            <w:r>
+              <w:rPr>
+                <w:rFonts w:ascii="Calibri" w:hAnsi="Calibri"/>
+                <w:i w:val="0"/>
+                <w:color w:val="141B2E"/>
+                <w:sz w:val="19"/>
+              </w:rPr>
+              <w:t>Розмічені вібраційні дані несправностей підшипників</w:t>
+            </w:r>
+          </w:p>
+        </w:tc>
+      </w:tr>
+      <w:tr>
+        <w:tc>
+          <w:tcPr>
+            <w:tcW w:type="dxa" w:w="3744"/>
+            <w:shd w:val="clear" w:color="auto" w:fill="F4F7FB"/>
+            <w:tcMar>
+              <w:top w:w="60" w:type="dxa"/>
+              <w:bottom w:w="60" w:type="dxa"/>
+              <w:start w:w="110" w:type="dxa"/>
+              <w:end w:w="110" w:type="dxa"/>
+            </w:tcMar>
+            <w:vAlign w:val="center"/>
+          </w:tcPr>
+          <w:p>
+            <w:pPr>
+              <w:spacing w:after="0" w:line="252" w:lineRule="auto"/>
+            </w:pPr>
+            <w:r>
+              <w:rPr>
+                <w:rFonts w:ascii="Calibri" w:hAnsi="Calibri"/>
+                <w:i w:val="0"/>
+                <w:color w:val="141B2E"/>
+                <w:sz w:val="19"/>
+              </w:rPr>
+              <w:t>Симулятор насоса FMI</w:t>
+            </w:r>
+          </w:p>
+        </w:tc>
+        <w:tc>
+          <w:tcPr>
+            <w:tcW w:type="dxa" w:w="6048"/>
+            <w:shd w:val="clear" w:color="auto" w:fill="F4F7FB"/>
+            <w:tcMar>
+              <w:top w:w="60" w:type="dxa"/>
+              <w:bottom w:w="60" w:type="dxa"/>
+              <w:start w:w="110" w:type="dxa"/>
+              <w:end w:w="110" w:type="dxa"/>
+            </w:tcMar>
+            <w:vAlign w:val="center"/>
+          </w:tcPr>
+          <w:p>
+            <w:pPr>
+              <w:spacing w:after="0" w:line="252" w:lineRule="auto"/>
+            </w:pPr>
+            <w:r>
+              <w:rPr>
+                <w:rFonts w:ascii="Calibri" w:hAnsi="Calibri"/>
+                <w:i w:val="0"/>
+                <w:color w:val="141B2E"/>
+                <w:sz w:val="19"/>
+              </w:rPr>
+              <w:t>Вбудовані детерміновані сигнали скіда для відтворюваних доказів</w:t>
+            </w:r>
+          </w:p>
+        </w:tc>
+      </w:tr>
+      <w:tr>
+        <w:tc>
+          <w:tcPr>
+            <w:tcW w:type="dxa" w:w="3744"/>
+            <w:shd w:val="clear" w:color="auto" w:fill="FFFFFF"/>
+            <w:tcMar>
+              <w:top w:w="60" w:type="dxa"/>
+              <w:bottom w:w="60" w:type="dxa"/>
+              <w:start w:w="110" w:type="dxa"/>
+              <w:end w:w="110" w:type="dxa"/>
+            </w:tcMar>
+            <w:vAlign w:val="center"/>
+          </w:tcPr>
+          <w:p>
+            <w:pPr>
+              <w:spacing w:after="0" w:line="252" w:lineRule="auto"/>
+            </w:pPr>
+            <w:r>
+              <w:rPr>
+                <w:rFonts w:ascii="Calibri" w:hAnsi="Calibri"/>
+                <w:i w:val="0"/>
+                <w:color w:val="141B2E"/>
+                <w:sz w:val="19"/>
+              </w:rPr>
+              <w:t>Авторизована телеметрія майданчика</w:t>
+            </w:r>
+          </w:p>
+        </w:tc>
+        <w:tc>
+          <w:tcPr>
+            <w:tcW w:type="dxa" w:w="6048"/>
+            <w:shd w:val="clear" w:color="auto" w:fill="FFFFFF"/>
+            <w:tcMar>
+              <w:top w:w="60" w:type="dxa"/>
+              <w:bottom w:w="60" w:type="dxa"/>
+              <w:start w:w="110" w:type="dxa"/>
+              <w:end w:w="110" w:type="dxa"/>
+            </w:tcMar>
+            <w:vAlign w:val="center"/>
+          </w:tcPr>
+          <w:p>
+            <w:pPr>
+              <w:spacing w:after="0" w:line="252" w:lineRule="auto"/>
+            </w:pPr>
+            <w:r>
+              <w:rPr>
+                <w:rFonts w:ascii="Calibri" w:hAnsi="Calibri"/>
+                <w:i w:val="0"/>
+                <w:color w:val="141B2E"/>
+                <w:sz w:val="19"/>
+              </w:rPr>
+              <w:t>Ваші власні машини після перегляду обробки даних</w:t>
+            </w:r>
+          </w:p>
+        </w:tc>
+      </w:tr>
+    </w:tbl>
+    <w:p>
+      <w:pPr>
+        <w:spacing w:after="0" w:before="0"/>
+      </w:pPr>
+      <w:r>
+        <w:rPr>
+          <w:sz w:val="12"/>
+        </w:rPr>
+      </w:r>
+    </w:p>
+    <w:p>
+      <w:pPr>
+        <w:spacing w:after="120"/>
+      </w:pPr>
+      <w:r>
+        <w:rPr>
+          <w:rFonts w:ascii="Calibri" w:hAnsi="Calibri"/>
+          <w:i w:val="0"/>
+          <w:color w:val="141B2E"/>
+          <w:sz w:val="21"/>
+        </w:rPr>
+        <w:t xml:space="preserve">Підсистема </w:t>
+      </w:r>
+      <w:r>
+        <w:rPr>
+          <w:rFonts w:ascii="Calibri" w:hAnsi="Calibri"/>
+          <w:b/>
+          <w:i w:val="0"/>
+          <w:color w:val="141B2E"/>
+          <w:sz w:val="21"/>
+        </w:rPr>
+        <w:t>лише для читання / тінь / рекомендації</w:t>
+      </w:r>
+      <w:r>
+        <w:rPr>
+          <w:rFonts w:ascii="Calibri" w:hAnsi="Calibri"/>
+          <w:i w:val="0"/>
+          <w:color w:val="141B2E"/>
+          <w:sz w:val="21"/>
+        </w:rPr>
+        <w:t xml:space="preserve"> за побудовою: вона видає </w:t>
+      </w:r>
+      <w:r>
+        <w:rPr>
+          <w:rFonts w:ascii="Consolas" w:hAnsi="Consolas"/>
+          <w:color w:val="102A54"/>
+          <w:sz w:val="20"/>
+        </w:rPr>
+        <w:t>MachineHealthAdvisorySignal</w:t>
+      </w:r>
+      <w:r>
+        <w:rPr>
+          <w:rFonts w:ascii="Calibri" w:hAnsi="Calibri"/>
+          <w:i w:val="0"/>
+          <w:color w:val="141B2E"/>
+          <w:sz w:val="21"/>
+        </w:rPr>
+        <w:t xml:space="preserve"> (бал здоров'я, ймовірності несправностей, невідома аномалія, зсув домену, невпевненість) і ніколи не записує команду виконавчого механізму. Виходи зсуву домену й невпевненості дають їй казати «я не впевнений» на незнайомій машині, а не перебільшувати — саме цього вимагає реальна валідація моніторингу стану перед будь-якою промисловою опорою.</w:t>
+      </w:r>
+    </w:p>
+    <w:p>
+      <w:pPr>
+        <w:keepNext/>
         <w:spacing w:before="320" w:after="40"/>
         <w:pBdr>
           <w:bottom w:val="single" w:sz="10" w:space="4" w:color="0E7C86"/>
